--- a/website design/notes_fonts.docx
+++ b/website design/notes_fonts.docx
@@ -12,13 +12,7 @@
         <w:rPr>
           <w:lang w:val="en-GB"/>
         </w:rPr>
-        <w:t xml:space="preserve">Main font - </w:t>
-      </w:r>
-      <w:r>
-        <w:rPr>
-          <w:lang w:val="en-GB"/>
-        </w:rPr>
-        <w:t>Abril Display</w:t>
+        <w:t>Main font - Abril Display</w:t>
       </w:r>
     </w:p>
     <w:p>
@@ -69,19 +63,7 @@
         <w:rPr>
           <w:lang w:val="en-GB"/>
         </w:rPr>
-        <w:t xml:space="preserve">gif in </w:t>
-      </w:r>
-      <w:r>
-        <w:rPr>
-          <w:lang w:val="en-GB"/>
-        </w:rPr>
-        <w:t>assets</w:t>
-      </w:r>
-      <w:r>
-        <w:rPr>
-          <w:lang w:val="en-GB"/>
-        </w:rPr>
-        <w:t xml:space="preserve">,  </w:t>
+        <w:t xml:space="preserve">gif in assets,  </w:t>
       </w:r>
       <w:r>
         <w:rPr>
@@ -137,7 +119,19 @@
     </w:p>
     <w:p>
       <w:r>
-        <w:t>2. Wybór wzoru - ilość kolorów + -, slider wielkości wzoru, pojedynczy wzór do swipowania/pop upu podglądów. Przy ilości kolorów swatche z kolorami obecnymi w panelach, możliwość kliknięcia w kolor - pop up - zmiana na dowolny kolor (opcja color wheel i #rgb).</w:t>
+        <w:t xml:space="preserve">2. Wybór wzoru - ilość kolorów + -, slider wielkości wzoru, </w:t>
+      </w:r>
+      <w:r>
+        <w:t xml:space="preserve">wzór panelu do </w:t>
+      </w:r>
+      <w:r>
+        <w:t>swipowania/pop upu podglądów</w:t>
+      </w:r>
+      <w:r>
+        <w:t>, wzór kafelka tak samo</w:t>
+      </w:r>
+      <w:r>
+        <w:t>. Przy ilości kolorów swatche z kolorami obecnymi w panelach, możliwość kliknięcia w kolor - pop up - zmiana na dowolny kolor (opcja color wheel i #rgb).</w:t>
       </w:r>
     </w:p>
     <w:p>
@@ -798,6 +792,7 @@
   <w:style w:type="character" w:default="1" w:styleId="DefaultParagraphFont">
     <w:name w:val="Default Paragraph Font"/>
     <w:uiPriority w:val="1"/>
+    <w:semiHidden/>
     <w:unhideWhenUsed/>
   </w:style>
   <w:style w:type="table" w:default="1" w:styleId="TableNormal">
